--- a/docs/notes/Защита ПДП/DOCX/00.ТЛ_ПДП_2026.docx
+++ b/docs/notes/Защита ПДП/DOCX/00.ТЛ_ПДП_2026.docx
@@ -349,7 +349,36 @@
           <w:sz w:val="28"/>
         </w:rPr>
         <w:tab/>
-        <w:t>А.А. Иванов</w:t>
+      </w:r>
+      <w:r>
+        <w:rPr>
+          <w:sz w:val="28"/>
+        </w:rPr>
+        <w:t>И</w:t>
+      </w:r>
+      <w:r>
+        <w:rPr>
+          <w:sz w:val="28"/>
+        </w:rPr>
+        <w:t>.</w:t>
+      </w:r>
+      <w:r>
+        <w:rPr>
+          <w:sz w:val="28"/>
+        </w:rPr>
+        <w:t>В</w:t>
+      </w:r>
+      <w:r>
+        <w:rPr>
+          <w:sz w:val="28"/>
+        </w:rPr>
+        <w:t xml:space="preserve">. </w:t>
+      </w:r>
+      <w:r>
+        <w:rPr>
+          <w:sz w:val="28"/>
+        </w:rPr>
+        <w:t>Зинович</w:t>
       </w:r>
     </w:p>
     <w:p>
@@ -420,7 +449,36 @@
           <w:sz w:val="28"/>
         </w:rPr>
         <w:tab/>
-        <w:t>А.А. Иванов</w:t>
+      </w:r>
+      <w:r>
+        <w:rPr>
+          <w:sz w:val="28"/>
+        </w:rPr>
+        <w:t>И</w:t>
+      </w:r>
+      <w:r>
+        <w:rPr>
+          <w:sz w:val="28"/>
+        </w:rPr>
+        <w:t>.</w:t>
+      </w:r>
+      <w:r>
+        <w:rPr>
+          <w:sz w:val="28"/>
+        </w:rPr>
+        <w:t>Г</w:t>
+      </w:r>
+      <w:r>
+        <w:rPr>
+          <w:sz w:val="28"/>
+        </w:rPr>
+        <w:t xml:space="preserve">. </w:t>
+      </w:r>
+      <w:r>
+        <w:rPr>
+          <w:sz w:val="28"/>
+        </w:rPr>
+        <w:t>Скиба</w:t>
       </w:r>
     </w:p>
     <w:p>
@@ -473,7 +531,36 @@
           <w:sz w:val="28"/>
         </w:rPr>
         <w:tab/>
-        <w:t>А.А. Иванов</w:t>
+      </w:r>
+      <w:r>
+        <w:rPr>
+          <w:sz w:val="28"/>
+        </w:rPr>
+        <w:t>И</w:t>
+      </w:r>
+      <w:r>
+        <w:rPr>
+          <w:sz w:val="28"/>
+        </w:rPr>
+        <w:t>.</w:t>
+      </w:r>
+      <w:r>
+        <w:rPr>
+          <w:sz w:val="28"/>
+        </w:rPr>
+        <w:t>Г</w:t>
+      </w:r>
+      <w:r>
+        <w:rPr>
+          <w:sz w:val="28"/>
+        </w:rPr>
+        <w:t xml:space="preserve">. </w:t>
+      </w:r>
+      <w:r>
+        <w:rPr>
+          <w:sz w:val="28"/>
+        </w:rPr>
+        <w:t>Скиба</w:t>
       </w:r>
     </w:p>
     <w:p>
@@ -550,7 +637,19 @@
         <w:rPr>
           <w:sz w:val="28"/>
         </w:rPr>
-        <w:t>А. Иванов</w:t>
+        <w:t>И</w:t>
+      </w:r>
+      <w:r>
+        <w:rPr>
+          <w:sz w:val="28"/>
+        </w:rPr>
+        <w:t xml:space="preserve">. </w:t>
+      </w:r>
+      <w:r>
+        <w:rPr>
+          <w:sz w:val="28"/>
+        </w:rPr>
+        <w:t>Стракович</w:t>
       </w:r>
     </w:p>
     <w:p>
@@ -1150,7 +1249,7 @@
     <w:lsdException w:name="Unresolved Mention" w:semiHidden="1" w:unhideWhenUsed="1"/>
     <w:lsdException w:name="Smart Link" w:semiHidden="1" w:unhideWhenUsed="1"/>
   </w:latentStyles>
-  <w:style w:type="paragraph" w:default="1" w:styleId="Normal">
+  <w:style w:type="paragraph" w:default="1" w:styleId="a">
     <w:name w:val="Normal"/>
     <w:qFormat/>
     <w:rsid w:val="00B30024"/>
@@ -1165,13 +1264,13 @@
       <w:lang w:eastAsia="ru-RU"/>
     </w:rPr>
   </w:style>
-  <w:style w:type="character" w:default="1" w:styleId="DefaultParagraphFont">
+  <w:style w:type="character" w:default="1" w:styleId="a0">
     <w:name w:val="Default Paragraph Font"/>
     <w:uiPriority w:val="1"/>
     <w:semiHidden/>
     <w:unhideWhenUsed/>
   </w:style>
-  <w:style w:type="table" w:default="1" w:styleId="TableNormal">
+  <w:style w:type="table" w:default="1" w:styleId="a1">
     <w:name w:val="Normal Table"/>
     <w:uiPriority w:val="99"/>
     <w:semiHidden/>
@@ -1186,16 +1285,16 @@
       </w:tblCellMar>
     </w:tblPr>
   </w:style>
-  <w:style w:type="numbering" w:default="1" w:styleId="NoList">
+  <w:style w:type="numbering" w:default="1" w:styleId="a2">
     <w:name w:val="No List"/>
     <w:uiPriority w:val="99"/>
     <w:semiHidden/>
     <w:unhideWhenUsed/>
   </w:style>
-  <w:style w:type="paragraph" w:styleId="Header">
+  <w:style w:type="paragraph" w:styleId="a3">
     <w:name w:val="header"/>
-    <w:basedOn w:val="Normal"/>
-    <w:link w:val="HeaderChar"/>
+    <w:basedOn w:val="a"/>
+    <w:link w:val="a4"/>
     <w:uiPriority w:val="99"/>
     <w:unhideWhenUsed/>
     <w:rsid w:val="00003C9E"/>
@@ -1206,10 +1305,10 @@
       </w:tabs>
     </w:pPr>
   </w:style>
-  <w:style w:type="character" w:customStyle="1" w:styleId="HeaderChar">
-    <w:name w:val="Header Char"/>
-    <w:basedOn w:val="DefaultParagraphFont"/>
-    <w:link w:val="Header"/>
+  <w:style w:type="character" w:customStyle="1" w:styleId="a4">
+    <w:name w:val="Верхний колонтитул Знак"/>
+    <w:basedOn w:val="a0"/>
+    <w:link w:val="a3"/>
     <w:uiPriority w:val="99"/>
     <w:rsid w:val="00003C9E"/>
     <w:rPr>
@@ -1220,10 +1319,10 @@
       <w:lang w:eastAsia="ru-RU"/>
     </w:rPr>
   </w:style>
-  <w:style w:type="paragraph" w:styleId="Footer">
+  <w:style w:type="paragraph" w:styleId="a5">
     <w:name w:val="footer"/>
-    <w:basedOn w:val="Normal"/>
-    <w:link w:val="FooterChar"/>
+    <w:basedOn w:val="a"/>
+    <w:link w:val="a6"/>
     <w:uiPriority w:val="99"/>
     <w:unhideWhenUsed/>
     <w:rsid w:val="00003C9E"/>
@@ -1234,10 +1333,10 @@
       </w:tabs>
     </w:pPr>
   </w:style>
-  <w:style w:type="character" w:customStyle="1" w:styleId="FooterChar">
-    <w:name w:val="Footer Char"/>
-    <w:basedOn w:val="DefaultParagraphFont"/>
-    <w:link w:val="Footer"/>
+  <w:style w:type="character" w:customStyle="1" w:styleId="a6">
+    <w:name w:val="Нижний колонтитул Знак"/>
+    <w:basedOn w:val="a0"/>
+    <w:link w:val="a5"/>
     <w:uiPriority w:val="99"/>
     <w:rsid w:val="00003C9E"/>
     <w:rPr>

--- a/docs/notes/Защита ПДП/DOCX/00.ТЛ_ПДП_2026.docx
+++ b/docs/notes/Защита ПДП/DOCX/00.ТЛ_ПДП_2026.docx
@@ -1,6 +1,6 @@
 
 <file path=word/document.xml><?xml version="1.0" encoding="utf-8"?>
-<w:document xmlns:wpc="http://schemas.microsoft.com/office/word/2010/wordprocessingCanvas" xmlns:cx="http://schemas.microsoft.com/office/drawing/2014/chartex" xmlns:cx1="http://schemas.microsoft.com/office/drawing/2015/9/8/chartex" xmlns:cx2="http://schemas.microsoft.com/office/drawing/2015/10/21/chartex" xmlns:cx3="http://schemas.microsoft.com/office/drawing/2016/5/9/chartex" xmlns:cx4="http://schemas.microsoft.com/office/drawing/2016/5/10/chartex" xmlns:cx5="http://schemas.microsoft.com/office/drawing/2016/5/11/chartex" xmlns:cx6="http://schemas.microsoft.com/office/drawing/2016/5/12/chartex" xmlns:cx7="http://schemas.microsoft.com/office/drawing/2016/5/13/chartex" xmlns:cx8="http://schemas.microsoft.com/office/drawing/2016/5/14/chartex" xmlns:mc="http://schemas.openxmlformats.org/markup-compatibility/2006" xmlns:aink="http://schemas.microsoft.com/office/drawing/2016/ink" xmlns:am3d="http://schemas.microsoft.com/office/drawing/2017/model3d" xmlns:o="urn:schemas-microsoft-com:office:office" xmlns:oel="http://schemas.microsoft.com/office/2019/extlst" xmlns:r="http://schemas.openxmlformats.org/officeDocument/2006/relationships" xmlns:m="http://schemas.openxmlformats.org/officeDocument/2006/math" xmlns:v="urn:schemas-microsoft-com:vml" xmlns:wp14="http://schemas.microsoft.com/office/word/2010/wordprocessingDrawing" xmlns:wp="http://schemas.openxmlformats.org/drawingml/2006/wordprocessingDrawing" xmlns:w10="urn:schemas-microsoft-com:office:word" xmlns:w="http://schemas.openxmlformats.org/wordprocessingml/2006/main" xmlns:w14="http://schemas.microsoft.com/office/word/2010/wordml" xmlns:w15="http://schemas.microsoft.com/office/word/2012/wordml" xmlns:w16cex="http://schemas.microsoft.com/office/word/2018/wordml/cex" xmlns:w16cid="http://schemas.microsoft.com/office/word/2016/wordml/cid" xmlns:w16="http://schemas.microsoft.com/office/word/2018/wordml" xmlns:w16sdtdh="http://schemas.microsoft.com/office/word/2020/wordml/sdtdatahash" xmlns:w16se="http://schemas.microsoft.com/office/word/2015/wordml/symex" xmlns:wpg="http://schemas.microsoft.com/office/word/2010/wordprocessingGroup" xmlns:wpi="http://schemas.microsoft.com/office/word/2010/wordprocessingInk" xmlns:wne="http://schemas.microsoft.com/office/word/2006/wordml" xmlns:wps="http://schemas.microsoft.com/office/word/2010/wordprocessingShape" mc:Ignorable="w14 w15 w16se w16cid w16 w16cex w16sdtdh wp14">
+<w:document xmlns:wpc="http://schemas.microsoft.com/office/word/2010/wordprocessingCanvas" xmlns:cx="http://schemas.microsoft.com/office/drawing/2014/chartex" xmlns:cx1="http://schemas.microsoft.com/office/drawing/2015/9/8/chartex" xmlns:mc="http://schemas.openxmlformats.org/markup-compatibility/2006" xmlns:o="urn:schemas-microsoft-com:office:office" xmlns:r="http://schemas.openxmlformats.org/officeDocument/2006/relationships" xmlns:m="http://schemas.openxmlformats.org/officeDocument/2006/math" xmlns:v="urn:schemas-microsoft-com:vml" xmlns:wp14="http://schemas.microsoft.com/office/word/2010/wordprocessingDrawing" xmlns:wp="http://schemas.openxmlformats.org/drawingml/2006/wordprocessingDrawing" xmlns:w10="urn:schemas-microsoft-com:office:word" xmlns:w="http://schemas.openxmlformats.org/wordprocessingml/2006/main" xmlns:w14="http://schemas.microsoft.com/office/word/2010/wordml" xmlns:w15="http://schemas.microsoft.com/office/word/2012/wordml" xmlns:w16se="http://schemas.microsoft.com/office/word/2015/wordml/symex" xmlns:wpg="http://schemas.microsoft.com/office/word/2010/wordprocessingGroup" xmlns:wpi="http://schemas.microsoft.com/office/word/2010/wordprocessingInk" xmlns:wne="http://schemas.microsoft.com/office/word/2006/wordml" xmlns:wps="http://schemas.microsoft.com/office/word/2010/wordprocessingShape" mc:Ignorable="w14 w15 w16se wp14">
   <w:body>
     <w:p>
       <w:pPr>
@@ -454,7 +454,7 @@
         <w:rPr>
           <w:sz w:val="28"/>
         </w:rPr>
-        <w:t>И</w:t>
+        <w:t>М</w:t>
       </w:r>
       <w:r>
         <w:rPr>
@@ -466,7 +466,7 @@
         <w:rPr>
           <w:sz w:val="28"/>
         </w:rPr>
-        <w:t>Г</w:t>
+        <w:t>В</w:t>
       </w:r>
       <w:r>
         <w:rPr>
@@ -478,8 +478,10 @@
         <w:rPr>
           <w:sz w:val="28"/>
         </w:rPr>
-        <w:t>Скиба</w:t>
-      </w:r>
+        <w:t>Малаенко</w:t>
+      </w:r>
+      <w:bookmarkStart w:id="0" w:name="_GoBack"/>
+      <w:bookmarkEnd w:id="0"/>
     </w:p>
     <w:p>
       <w:pPr>
@@ -817,7 +819,7 @@
 </file>
 
 <file path=word/endnotes.xml><?xml version="1.0" encoding="utf-8"?>
-<w:endnotes xmlns:wpc="http://schemas.microsoft.com/office/word/2010/wordprocessingCanvas" xmlns:cx="http://schemas.microsoft.com/office/drawing/2014/chartex" xmlns:cx1="http://schemas.microsoft.com/office/drawing/2015/9/8/chartex" xmlns:cx2="http://schemas.microsoft.com/office/drawing/2015/10/21/chartex" xmlns:cx3="http://schemas.microsoft.com/office/drawing/2016/5/9/chartex" xmlns:cx4="http://schemas.microsoft.com/office/drawing/2016/5/10/chartex" xmlns:cx5="http://schemas.microsoft.com/office/drawing/2016/5/11/chartex" xmlns:cx6="http://schemas.microsoft.com/office/drawing/2016/5/12/chartex" xmlns:cx7="http://schemas.microsoft.com/office/drawing/2016/5/13/chartex" xmlns:cx8="http://schemas.microsoft.com/office/drawing/2016/5/14/chartex" xmlns:mc="http://schemas.openxmlformats.org/markup-compatibility/2006" xmlns:aink="http://schemas.microsoft.com/office/drawing/2016/ink" xmlns:am3d="http://schemas.microsoft.com/office/drawing/2017/model3d" xmlns:o="urn:schemas-microsoft-com:office:office" xmlns:oel="http://schemas.microsoft.com/office/2019/extlst" xmlns:r="http://schemas.openxmlformats.org/officeDocument/2006/relationships" xmlns:m="http://schemas.openxmlformats.org/officeDocument/2006/math" xmlns:v="urn:schemas-microsoft-com:vml" xmlns:wp14="http://schemas.microsoft.com/office/word/2010/wordprocessingDrawing" xmlns:wp="http://schemas.openxmlformats.org/drawingml/2006/wordprocessingDrawing" xmlns:w10="urn:schemas-microsoft-com:office:word" xmlns:w="http://schemas.openxmlformats.org/wordprocessingml/2006/main" xmlns:w14="http://schemas.microsoft.com/office/word/2010/wordml" xmlns:w15="http://schemas.microsoft.com/office/word/2012/wordml" xmlns:w16cex="http://schemas.microsoft.com/office/word/2018/wordml/cex" xmlns:w16cid="http://schemas.microsoft.com/office/word/2016/wordml/cid" xmlns:w16="http://schemas.microsoft.com/office/word/2018/wordml" xmlns:w16sdtdh="http://schemas.microsoft.com/office/word/2020/wordml/sdtdatahash" xmlns:w16se="http://schemas.microsoft.com/office/word/2015/wordml/symex" xmlns:wpg="http://schemas.microsoft.com/office/word/2010/wordprocessingGroup" xmlns:wpi="http://schemas.microsoft.com/office/word/2010/wordprocessingInk" xmlns:wne="http://schemas.microsoft.com/office/word/2006/wordml" xmlns:wps="http://schemas.microsoft.com/office/word/2010/wordprocessingShape" mc:Ignorable="w14 w15 w16se w16cid w16 w16cex w16sdtdh wp14">
+<w:endnotes xmlns:wpc="http://schemas.microsoft.com/office/word/2010/wordprocessingCanvas" xmlns:cx="http://schemas.microsoft.com/office/drawing/2014/chartex" xmlns:cx1="http://schemas.microsoft.com/office/drawing/2015/9/8/chartex" xmlns:mc="http://schemas.openxmlformats.org/markup-compatibility/2006" xmlns:o="urn:schemas-microsoft-com:office:office" xmlns:r="http://schemas.openxmlformats.org/officeDocument/2006/relationships" xmlns:m="http://schemas.openxmlformats.org/officeDocument/2006/math" xmlns:v="urn:schemas-microsoft-com:vml" xmlns:wp14="http://schemas.microsoft.com/office/word/2010/wordprocessingDrawing" xmlns:wp="http://schemas.openxmlformats.org/drawingml/2006/wordprocessingDrawing" xmlns:w10="urn:schemas-microsoft-com:office:word" xmlns:w="http://schemas.openxmlformats.org/wordprocessingml/2006/main" xmlns:w14="http://schemas.microsoft.com/office/word/2010/wordml" xmlns:w15="http://schemas.microsoft.com/office/word/2012/wordml" xmlns:w16se="http://schemas.microsoft.com/office/word/2015/wordml/symex" xmlns:wpg="http://schemas.microsoft.com/office/word/2010/wordprocessingGroup" xmlns:wpi="http://schemas.microsoft.com/office/word/2010/wordprocessingInk" xmlns:wne="http://schemas.microsoft.com/office/word/2006/wordml" xmlns:wps="http://schemas.microsoft.com/office/word/2010/wordprocessingShape" mc:Ignorable="w14 w15 w16se wp14">
   <w:endnote w:type="separator" w:id="-1">
     <w:p>
       <w:r>
@@ -836,7 +838,7 @@
 </file>
 
 <file path=word/footnotes.xml><?xml version="1.0" encoding="utf-8"?>
-<w:footnotes xmlns:wpc="http://schemas.microsoft.com/office/word/2010/wordprocessingCanvas" xmlns:cx="http://schemas.microsoft.com/office/drawing/2014/chartex" xmlns:cx1="http://schemas.microsoft.com/office/drawing/2015/9/8/chartex" xmlns:cx2="http://schemas.microsoft.com/office/drawing/2015/10/21/chartex" xmlns:cx3="http://schemas.microsoft.com/office/drawing/2016/5/9/chartex" xmlns:cx4="http://schemas.microsoft.com/office/drawing/2016/5/10/chartex" xmlns:cx5="http://schemas.microsoft.com/office/drawing/2016/5/11/chartex" xmlns:cx6="http://schemas.microsoft.com/office/drawing/2016/5/12/chartex" xmlns:cx7="http://schemas.microsoft.com/office/drawing/2016/5/13/chartex" xmlns:cx8="http://schemas.microsoft.com/office/drawing/2016/5/14/chartex" xmlns:mc="http://schemas.openxmlformats.org/markup-compatibility/2006" xmlns:aink="http://schemas.microsoft.com/office/drawing/2016/ink" xmlns:am3d="http://schemas.microsoft.com/office/drawing/2017/model3d" xmlns:o="urn:schemas-microsoft-com:office:office" xmlns:oel="http://schemas.microsoft.com/office/2019/extlst" xmlns:r="http://schemas.openxmlformats.org/officeDocument/2006/relationships" xmlns:m="http://schemas.openxmlformats.org/officeDocument/2006/math" xmlns:v="urn:schemas-microsoft-com:vml" xmlns:wp14="http://schemas.microsoft.com/office/word/2010/wordprocessingDrawing" xmlns:wp="http://schemas.openxmlformats.org/drawingml/2006/wordprocessingDrawing" xmlns:w10="urn:schemas-microsoft-com:office:word" xmlns:w="http://schemas.openxmlformats.org/wordprocessingml/2006/main" xmlns:w14="http://schemas.microsoft.com/office/word/2010/wordml" xmlns:w15="http://schemas.microsoft.com/office/word/2012/wordml" xmlns:w16cex="http://schemas.microsoft.com/office/word/2018/wordml/cex" xmlns:w16cid="http://schemas.microsoft.com/office/word/2016/wordml/cid" xmlns:w16="http://schemas.microsoft.com/office/word/2018/wordml" xmlns:w16sdtdh="http://schemas.microsoft.com/office/word/2020/wordml/sdtdatahash" xmlns:w16se="http://schemas.microsoft.com/office/word/2015/wordml/symex" xmlns:wpg="http://schemas.microsoft.com/office/word/2010/wordprocessingGroup" xmlns:wpi="http://schemas.microsoft.com/office/word/2010/wordprocessingInk" xmlns:wne="http://schemas.microsoft.com/office/word/2006/wordml" xmlns:wps="http://schemas.microsoft.com/office/word/2010/wordprocessingShape" mc:Ignorable="w14 w15 w16se w16cid w16 w16cex w16sdtdh wp14">
+<w:footnotes xmlns:wpc="http://schemas.microsoft.com/office/word/2010/wordprocessingCanvas" xmlns:cx="http://schemas.microsoft.com/office/drawing/2014/chartex" xmlns:cx1="http://schemas.microsoft.com/office/drawing/2015/9/8/chartex" xmlns:mc="http://schemas.openxmlformats.org/markup-compatibility/2006" xmlns:o="urn:schemas-microsoft-com:office:office" xmlns:r="http://schemas.openxmlformats.org/officeDocument/2006/relationships" xmlns:m="http://schemas.openxmlformats.org/officeDocument/2006/math" xmlns:v="urn:schemas-microsoft-com:vml" xmlns:wp14="http://schemas.microsoft.com/office/word/2010/wordprocessingDrawing" xmlns:wp="http://schemas.openxmlformats.org/drawingml/2006/wordprocessingDrawing" xmlns:w10="urn:schemas-microsoft-com:office:word" xmlns:w="http://schemas.openxmlformats.org/wordprocessingml/2006/main" xmlns:w14="http://schemas.microsoft.com/office/word/2010/wordml" xmlns:w15="http://schemas.microsoft.com/office/word/2012/wordml" xmlns:w16se="http://schemas.microsoft.com/office/word/2015/wordml/symex" xmlns:wpg="http://schemas.microsoft.com/office/word/2010/wordprocessingGroup" xmlns:wpi="http://schemas.microsoft.com/office/word/2010/wordprocessingInk" xmlns:wne="http://schemas.microsoft.com/office/word/2006/wordml" xmlns:wps="http://schemas.microsoft.com/office/word/2010/wordprocessingShape" mc:Ignorable="w14 w15 w16se wp14">
   <w:footnote w:type="separator" w:id="-1">
     <w:p>
       <w:r>
@@ -855,7 +857,7 @@
 </file>
 
 <file path=word/styles.xml><?xml version="1.0" encoding="utf-8"?>
-<w:styles xmlns:mc="http://schemas.openxmlformats.org/markup-compatibility/2006" xmlns:r="http://schemas.openxmlformats.org/officeDocument/2006/relationships" xmlns:w="http://schemas.openxmlformats.org/wordprocessingml/2006/main" xmlns:w14="http://schemas.microsoft.com/office/word/2010/wordml" xmlns:w15="http://schemas.microsoft.com/office/word/2012/wordml" xmlns:w16cex="http://schemas.microsoft.com/office/word/2018/wordml/cex" xmlns:w16cid="http://schemas.microsoft.com/office/word/2016/wordml/cid" xmlns:w16="http://schemas.microsoft.com/office/word/2018/wordml" xmlns:w16sdtdh="http://schemas.microsoft.com/office/word/2020/wordml/sdtdatahash" xmlns:w16se="http://schemas.microsoft.com/office/word/2015/wordml/symex" mc:Ignorable="w14 w15 w16se w16cid w16 w16cex w16sdtdh">
+<w:styles xmlns:mc="http://schemas.openxmlformats.org/markup-compatibility/2006" xmlns:r="http://schemas.openxmlformats.org/officeDocument/2006/relationships" xmlns:w="http://schemas.openxmlformats.org/wordprocessingml/2006/main" xmlns:w14="http://schemas.microsoft.com/office/word/2010/wordml" xmlns:w15="http://schemas.microsoft.com/office/word/2012/wordml" xmlns:w16se="http://schemas.microsoft.com/office/word/2015/wordml/symex" mc:Ignorable="w14 w15 w16se">
   <w:docDefaults>
     <w:rPrDefault>
       <w:rPr>
@@ -871,7 +873,7 @@
       </w:pPr>
     </w:pPrDefault>
   </w:docDefaults>
-  <w:latentStyles w:defLockedState="0" w:defUIPriority="99" w:defSemiHidden="0" w:defUnhideWhenUsed="0" w:defQFormat="0" w:count="376">
+  <w:latentStyles w:defLockedState="0" w:defUIPriority="99" w:defSemiHidden="0" w:defUnhideWhenUsed="0" w:defQFormat="0" w:count="371">
     <w:lsdException w:name="Normal" w:uiPriority="0" w:qFormat="1"/>
     <w:lsdException w:name="heading 1" w:uiPriority="9" w:qFormat="1"/>
     <w:lsdException w:name="heading 2" w:semiHidden="1" w:uiPriority="9" w:unhideWhenUsed="1" w:qFormat="1"/>
@@ -1243,11 +1245,6 @@
     <w:lsdException w:name="List Table 5 Dark Accent 6" w:uiPriority="50"/>
     <w:lsdException w:name="List Table 6 Colorful Accent 6" w:uiPriority="51"/>
     <w:lsdException w:name="List Table 7 Colorful Accent 6" w:uiPriority="52"/>
-    <w:lsdException w:name="Mention" w:semiHidden="1" w:unhideWhenUsed="1"/>
-    <w:lsdException w:name="Smart Hyperlink" w:semiHidden="1" w:unhideWhenUsed="1"/>
-    <w:lsdException w:name="Hashtag" w:semiHidden="1" w:unhideWhenUsed="1"/>
-    <w:lsdException w:name="Unresolved Mention" w:semiHidden="1" w:unhideWhenUsed="1"/>
-    <w:lsdException w:name="Smart Link" w:semiHidden="1" w:unhideWhenUsed="1"/>
   </w:latentStyles>
   <w:style w:type="paragraph" w:default="1" w:styleId="a">
     <w:name w:val="Normal"/>
